--- a/00-首页/学生讲义Word/酸碱理论-超级充实版（自学完整）.docx
+++ b/00-首页/学生讲义Word/酸碱理论-超级充实版（自学完整）.docx
@@ -20853,12 +20853,27 @@
       <w:jc w:val="center"/>
     </w:pPr>
     <w:r>
+      <w:rPr>
+        <w:rFonts w:ascii="Times New Roman" w:hAnsi="Times New Roman" w:eastAsia="Times New Roman"/>
+        <w:b w:val="0"/>
+        <w:sz w:val="20"/>
+      </w:rPr>
       <w:fldChar w:fldCharType="begin"/>
     </w:r>
     <w:r>
+      <w:rPr>
+        <w:rFonts w:ascii="Times New Roman" w:hAnsi="Times New Roman" w:eastAsia="Times New Roman"/>
+        <w:b w:val="0"/>
+        <w:sz w:val="20"/>
+      </w:rPr>
       <w:instrText xml:space="preserve"> PAGE </w:instrText>
     </w:r>
     <w:r>
+      <w:rPr>
+        <w:rFonts w:ascii="Times New Roman" w:hAnsi="Times New Roman" w:eastAsia="Times New Roman"/>
+        <w:b w:val="0"/>
+        <w:sz w:val="20"/>
+      </w:rPr>
       <w:fldChar w:fldCharType="end"/>
     </w:r>
   </w:p>

--- a/00-首页/学生讲义Word/酸碱理论-超级充实版（自学完整）.docx
+++ b/00-首页/学生讲义Word/酸碱理论-超级充实版（自学完整）.docx
@@ -46439,43 +46439,94 @@
         </w:rPr>
         <w:t xml:space="preserve"> </w:t>
       </w:r>
-      <w:r>
-        <w:rPr>
-          <w:rStyle w:val="VerbatimChar"/>
-          <w:rFonts w:ascii="Times New Roman" w:hAnsi="Times New Roman" w:eastAsia="Times New Roman" w:cs="Times New Roman"/>
-        </w:rPr>
-        <w:t>[H</w:t>
-      </w:r>
-      <w:r>
-        <w:rPr>
-          <w:rStyle w:val="VerbatimChar"/>
-          <w:rFonts w:ascii="Times New Roman" w:hAnsi="Times New Roman" w:eastAsia="Times New Roman" w:cs="Times New Roman"/>
-          <w:vertAlign w:val="superscript"/>
-        </w:rPr>
-        <w:t>+</w:t>
-      </w:r>
-      <w:r>
-        <w:rPr>
-          <w:rStyle w:val="VerbatimChar"/>
-          <w:rFonts w:ascii="Times New Roman" w:hAnsi="Times New Roman" w:eastAsia="Times New Roman" w:cs="Times New Roman"/>
-        </w:rPr>
-        <w:t>] = 10^{-3.00} = 1.0×10</w:t>
-      </w:r>
-      <w:r>
-        <w:rPr>
-          <w:rStyle w:val="VerbatimChar"/>
-          <w:rFonts w:ascii="Times New Roman" w:hAnsi="Times New Roman" w:eastAsia="Times New Roman" w:cs="Times New Roman"/>
-          <w:vertAlign w:val="superscript"/>
-        </w:rPr>
-        <w:t>-3</w:t>
-      </w:r>
-      <w:r>
-        <w:rPr>
-          <w:rStyle w:val="VerbatimChar"/>
-          <w:rFonts w:ascii="Times New Roman" w:hAnsi="Times New Roman" w:eastAsia="Times New Roman" w:cs="Times New Roman"/>
-        </w:rPr>
-        <w:t xml:space="preserve"> M</w:t>
-      </w:r>
+      <m:oMath>
+        <m:oMathPr>
+          <m:ctrlPr>
+            <w:rPr>
+              <w:sz w:val="28"/>
+              <w:szCs w:val="28"/>
+            </w:rPr>
+          </m:ctrlPr>
+        </m:oMathPr>
+        <m:r>
+          <m:rPr>
+            <m:sty m:val="p"/>
+          </m:rPr>
+          <m:t>[</m:t>
+        </m:r>
+        <m:r>
+          <m:t>H</m:t>
+        </m:r>
+        <m:r>
+          <m:rPr>
+            <m:sty m:val="p"/>
+          </m:rPr>
+          <m:t>⁺</m:t>
+        </m:r>
+        <m:r>
+          <m:rPr>
+            <m:sty m:val="p"/>
+          </m:rPr>
+          <m:t>]</m:t>
+        </m:r>
+        <m:r>
+          <m:rPr>
+            <m:sty m:val="p"/>
+          </m:rPr>
+          <m:t>=</m:t>
+        </m:r>
+        <m:sSup>
+          <m:e>
+            <m:r>
+              <m:t>10</m:t>
+            </m:r>
+          </m:e>
+          <m:sup>
+            <m:r>
+              <m:rPr>
+                <m:sty m:val="p"/>
+              </m:rPr>
+              <m:t>−</m:t>
+            </m:r>
+            <m:r>
+              <m:t>3.00</m:t>
+            </m:r>
+          </m:sup>
+        </m:sSup>
+        <m:r>
+          <m:rPr>
+            <m:sty m:val="p"/>
+          </m:rPr>
+          <m:t>=</m:t>
+        </m:r>
+        <m:r>
+          <m:t>1.0</m:t>
+        </m:r>
+        <m:r>
+          <m:rPr>
+            <m:sty m:val="p"/>
+          </m:rPr>
+          <m:t>×</m:t>
+        </m:r>
+        <m:r>
+          <m:t>10</m:t>
+        </m:r>
+        <m:r>
+          <m:rPr>
+            <m:sty m:val="p"/>
+          </m:rPr>
+          <m:t>⁻</m:t>
+        </m:r>
+        <m:r>
+          <m:rPr>
+            <m:sty m:val="p"/>
+          </m:rPr>
+          <m:t>³</m:t>
+        </m:r>
+        <m:r>
+          <m:t>M</m:t>
+        </m:r>
+      </m:oMath>
       <w:r>
         <w:rPr>
           <w:rFonts w:ascii="Times New Roman" w:hAnsi="Times New Roman" w:eastAsia="Times New Roman" w:cs="Times New Roman"/>
